--- a/bank/task_06/variant_09.docx
+++ b/bank/task_06/variant_09.docx
@@ -4,35 +4,110 @@
   <w:body>
     <w:p>
       <w:pPr>
-        <w:spacing w:before="240" w:after="240" w:line="240" w:lineRule="auto"/>
-        <w:jc w:val="both"/>
         <w:rPr>
-          <w:rFonts w:ascii="Cambria Math" w:eastAsia="Times New Roman" w:hAnsi="Cambria Math" w:cs="Segoe UI"/>
-          <w:sz w:val="24"/>
-          <w:szCs w:val="28"/>
-          <w:lang w:eastAsia="ru-RU"/>
+          <w:noProof/>
         </w:rPr>
       </w:pPr>
       <w:r>
         <w:rPr>
           <w:noProof/>
-          <w:sz w:val="24"/>
         </w:rPr>
-        <w:t xml:space="preserve">Задание 6. (18) </w:t>
-      </w:r>
-      <w:r>
-        <w:rPr>
-          <w:rFonts w:ascii="Cambria Math" w:eastAsia="Times New Roman" w:hAnsi="Cambria Math" w:cs="Segoe UI"/>
-          <w:sz w:val="24"/>
-          <w:szCs w:val="28"/>
-          <w:lang w:eastAsia="ru-RU"/>
-        </w:rPr>
-        <w:t xml:space="preserve"> График какой из приведенных ниже функций изображен на рисунке? В ответе укажите номер правильного варианта.</w:t>
+        <w:drawing>
+          <wp:anchor distT="0" distB="0" distL="114300" distR="114300" simplePos="0" relativeHeight="251658240" behindDoc="0" locked="0" layoutInCell="1" allowOverlap="1" wp14:anchorId="5EDA50FF" wp14:editId="73AEBB42">
+            <wp:simplePos x="0" y="0"/>
+            <wp:positionH relativeFrom="column">
+              <wp:posOffset>4594225</wp:posOffset>
+            </wp:positionH>
+            <wp:positionV relativeFrom="paragraph">
+              <wp:posOffset>41275</wp:posOffset>
+            </wp:positionV>
+            <wp:extent cx="1724025" cy="1621790"/>
+            <wp:effectExtent l="0" t="0" r="9525" b="0"/>
+            <wp:wrapSquare wrapText="bothSides"/>
+            <wp:docPr id="1" name="Рисунок 1"/>
+            <wp:cNvGraphicFramePr>
+              <a:graphicFrameLocks xmlns:a="http://schemas.openxmlformats.org/drawingml/2006/main" noChangeAspect="1"/>
+            </wp:cNvGraphicFramePr>
+            <a:graphic xmlns:a="http://schemas.openxmlformats.org/drawingml/2006/main">
+              <a:graphicData uri="http://schemas.openxmlformats.org/drawingml/2006/picture">
+                <pic:pic xmlns:pic="http://schemas.openxmlformats.org/drawingml/2006/picture">
+                  <pic:nvPicPr>
+                    <pic:cNvPr id="1" name=""/>
+                    <pic:cNvPicPr/>
+                  </pic:nvPicPr>
+                  <pic:blipFill rotWithShape="1">
+                    <a:blip r:embed="rId5">
+                      <a:extLst>
+                        <a:ext uri="{28A0092B-C50C-407E-A947-70E740481C1C}">
+                          <a14:useLocalDpi xmlns:a14="http://schemas.microsoft.com/office/drawing/2010/main" val="0"/>
+                        </a:ext>
+                      </a:extLst>
+                    </a:blip>
+                    <a:srcRect t="23487" r="22369"/>
+                    <a:stretch/>
+                  </pic:blipFill>
+                  <pic:spPr bwMode="auto">
+                    <a:xfrm>
+                      <a:off x="0" y="0"/>
+                      <a:ext cx="1724025" cy="1621790"/>
+                    </a:xfrm>
+                    <a:prstGeom prst="rect">
+                      <a:avLst/>
+                    </a:prstGeom>
+                    <a:ln>
+                      <a:noFill/>
+                    </a:ln>
+                    <a:extLst>
+                      <a:ext uri="{53640926-AAD7-44D8-BBD7-CCE9431645EC}">
+                        <a14:shadowObscured xmlns:a14="http://schemas.microsoft.com/office/drawing/2010/main"/>
+                      </a:ext>
+                    </a:extLst>
+                  </pic:spPr>
+                </pic:pic>
+              </a:graphicData>
+            </a:graphic>
+            <wp14:sizeRelH relativeFrom="margin">
+              <wp14:pctWidth>0</wp14:pctWidth>
+            </wp14:sizeRelH>
+            <wp14:sizeRelV relativeFrom="margin">
+              <wp14:pctHeight>0</wp14:pctHeight>
+            </wp14:sizeRelV>
+          </wp:anchor>
+        </w:drawing>
       </w:r>
       <w:r>
         <w:rPr>
           <w:noProof/>
-          <w:sz w:val="24"/>
+        </w:rPr>
+        <w:t>Задание 6. (18</w:t>
+      </w:r>
+      <w:proofErr w:type="gramStart"/>
+      <w:r>
+        <w:rPr>
+          <w:noProof/>
+        </w:rPr>
+        <w:t xml:space="preserve">) </w:t>
+      </w:r>
+      <w:r>
+        <w:rPr>
+          <w:rFonts w:eastAsia="Times New Roman"/>
+          <w:szCs w:val="28"/>
+          <w:lang w:eastAsia="ru-RU"/>
+        </w:rPr>
+        <w:t xml:space="preserve"> График</w:t>
+      </w:r>
+      <w:proofErr w:type="gramEnd"/>
+      <w:r>
+        <w:rPr>
+          <w:rFonts w:eastAsia="Times New Roman"/>
+          <w:szCs w:val="28"/>
+          <w:lang w:eastAsia="ru-RU"/>
+        </w:rPr>
+        <w:t xml:space="preserve"> какой из приведенных ниже функций изображен на рисунке? В ответе укажите номер правильного варианта.</w:t>
+      </w:r>
+      <w:r>
+        <w:rPr>
+          <w:noProof/>
         </w:rPr>
         <w:t xml:space="preserve"> </w:t>
       </w:r>
@@ -43,10 +118,10 @@
           <w:ilvl w:val="0"/>
           <w:numId w:val="1"/>
         </w:numPr>
-        <w:spacing w:before="100" w:beforeAutospacing="1" w:after="0" w:line="240" w:lineRule="auto"/>
+        <w:spacing w:beforeAutospacing="1"/>
+        <w:ind w:firstLine="0"/>
         <w:rPr>
-          <w:rFonts w:ascii="Cambria Math" w:eastAsia="Times New Roman" w:hAnsi="Cambria Math" w:cs="Segoe UI"/>
-          <w:sz w:val="24"/>
+          <w:rFonts w:eastAsia="Times New Roman"/>
           <w:szCs w:val="28"/>
           <w:lang w:eastAsia="ru-RU"/>
         </w:rPr>
@@ -54,8 +129,7 @@
       <m:oMath>
         <m:r>
           <w:rPr>
-            <w:rFonts w:ascii="Cambria Math" w:eastAsia="Times New Roman" w:hAnsi="Cambria Math" w:cs="Segoe UI"/>
-            <w:sz w:val="24"/>
+            <w:rFonts w:ascii="Cambria Math" w:eastAsia="Times New Roman" w:hAnsi="Cambria Math"/>
             <w:szCs w:val="28"/>
             <w:lang w:eastAsia="ru-RU"/>
           </w:rPr>
@@ -65,9 +139,8 @@
           <m:sSupPr>
             <m:ctrlPr>
               <w:rPr>
-                <w:rFonts w:ascii="Cambria Math" w:eastAsia="Times New Roman" w:hAnsi="Cambria Math" w:cs="Segoe UI"/>
+                <w:rFonts w:ascii="Cambria Math" w:eastAsia="Times New Roman" w:hAnsi="Cambria Math"/>
                 <w:i/>
-                <w:sz w:val="24"/>
                 <w:szCs w:val="28"/>
                 <w:lang w:eastAsia="ru-RU"/>
               </w:rPr>
@@ -76,8 +149,7 @@
           <m:e>
             <m:r>
               <w:rPr>
-                <w:rFonts w:ascii="Cambria Math" w:eastAsia="Times New Roman" w:hAnsi="Cambria Math" w:cs="Segoe UI"/>
-                <w:sz w:val="24"/>
+                <w:rFonts w:ascii="Cambria Math" w:eastAsia="Times New Roman" w:hAnsi="Cambria Math"/>
                 <w:szCs w:val="28"/>
                 <w:lang w:eastAsia="ru-RU"/>
               </w:rPr>
@@ -87,8 +159,7 @@
           <m:sup>
             <m:r>
               <w:rPr>
-                <w:rFonts w:ascii="Cambria Math" w:eastAsia="Times New Roman" w:hAnsi="Cambria Math" w:cs="Segoe UI"/>
-                <w:sz w:val="24"/>
+                <w:rFonts w:ascii="Cambria Math" w:eastAsia="Times New Roman" w:hAnsi="Cambria Math"/>
                 <w:szCs w:val="28"/>
                 <w:lang w:eastAsia="ru-RU"/>
               </w:rPr>
@@ -98,8 +169,7 @@
         </m:sSup>
         <m:r>
           <w:rPr>
-            <w:rFonts w:ascii="Cambria Math" w:eastAsia="Times New Roman" w:hAnsi="Cambria Math" w:cs="Segoe UI"/>
-            <w:sz w:val="24"/>
+            <w:rFonts w:ascii="Cambria Math" w:eastAsia="Times New Roman" w:hAnsi="Cambria Math"/>
             <w:szCs w:val="28"/>
             <w:lang w:eastAsia="ru-RU"/>
           </w:rPr>
@@ -113,10 +183,10 @@
           <w:ilvl w:val="0"/>
           <w:numId w:val="1"/>
         </w:numPr>
-        <w:spacing w:before="100" w:beforeAutospacing="1" w:after="0" w:line="240" w:lineRule="auto"/>
+        <w:spacing w:beforeAutospacing="1"/>
+        <w:ind w:firstLine="0"/>
         <w:rPr>
-          <w:rFonts w:ascii="Cambria Math" w:eastAsia="Times New Roman" w:hAnsi="Cambria Math" w:cs="Segoe UI"/>
-          <w:sz w:val="24"/>
+          <w:rFonts w:eastAsia="Times New Roman"/>
           <w:szCs w:val="28"/>
           <w:lang w:eastAsia="ru-RU"/>
         </w:rPr>
@@ -124,8 +194,7 @@
       <m:oMath>
         <m:r>
           <w:rPr>
-            <w:rFonts w:ascii="Cambria Math" w:eastAsia="Times New Roman" w:hAnsi="Cambria Math" w:cs="Segoe UI"/>
-            <w:sz w:val="24"/>
+            <w:rFonts w:ascii="Cambria Math" w:eastAsia="Times New Roman" w:hAnsi="Cambria Math"/>
             <w:szCs w:val="28"/>
             <w:lang w:eastAsia="ru-RU"/>
           </w:rPr>
@@ -135,9 +204,8 @@
           <m:sSupPr>
             <m:ctrlPr>
               <w:rPr>
-                <w:rFonts w:ascii="Cambria Math" w:eastAsia="Times New Roman" w:hAnsi="Cambria Math" w:cs="Segoe UI"/>
+                <w:rFonts w:ascii="Cambria Math" w:eastAsia="Times New Roman" w:hAnsi="Cambria Math"/>
                 <w:i/>
-                <w:sz w:val="24"/>
                 <w:szCs w:val="28"/>
                 <w:lang w:eastAsia="ru-RU"/>
               </w:rPr>
@@ -146,8 +214,7 @@
           <m:e>
             <m:r>
               <w:rPr>
-                <w:rFonts w:ascii="Cambria Math" w:eastAsia="Times New Roman" w:hAnsi="Cambria Math" w:cs="Segoe UI"/>
-                <w:sz w:val="24"/>
+                <w:rFonts w:ascii="Cambria Math" w:eastAsia="Times New Roman" w:hAnsi="Cambria Math"/>
                 <w:szCs w:val="28"/>
                 <w:lang w:eastAsia="ru-RU"/>
               </w:rPr>
@@ -157,8 +224,7 @@
           <m:sup>
             <m:r>
               <w:rPr>
-                <w:rFonts w:ascii="Cambria Math" w:eastAsia="Times New Roman" w:hAnsi="Cambria Math" w:cs="Segoe UI"/>
-                <w:sz w:val="24"/>
+                <w:rFonts w:ascii="Cambria Math" w:eastAsia="Times New Roman" w:hAnsi="Cambria Math"/>
                 <w:szCs w:val="28"/>
                 <w:lang w:eastAsia="ru-RU"/>
               </w:rPr>
@@ -168,8 +234,7 @@
         </m:sSup>
         <m:r>
           <w:rPr>
-            <w:rFonts w:ascii="Cambria Math" w:eastAsia="Times New Roman" w:hAnsi="Cambria Math" w:cs="Segoe UI"/>
-            <w:sz w:val="24"/>
+            <w:rFonts w:ascii="Cambria Math" w:eastAsia="Times New Roman" w:hAnsi="Cambria Math"/>
             <w:szCs w:val="28"/>
             <w:lang w:eastAsia="ru-RU"/>
           </w:rPr>
@@ -183,10 +248,10 @@
           <w:ilvl w:val="0"/>
           <w:numId w:val="1"/>
         </w:numPr>
-        <w:spacing w:before="100" w:beforeAutospacing="1" w:after="0" w:line="240" w:lineRule="auto"/>
+        <w:spacing w:beforeAutospacing="1"/>
+        <w:ind w:firstLine="0"/>
         <w:rPr>
-          <w:rFonts w:ascii="Cambria Math" w:eastAsia="Times New Roman" w:hAnsi="Cambria Math" w:cs="Segoe UI"/>
-          <w:sz w:val="24"/>
+          <w:rFonts w:eastAsia="Times New Roman"/>
           <w:szCs w:val="28"/>
           <w:lang w:eastAsia="ru-RU"/>
         </w:rPr>
@@ -194,8 +259,7 @@
       <m:oMath>
         <m:r>
           <w:rPr>
-            <w:rFonts w:ascii="Cambria Math" w:eastAsia="Times New Roman" w:hAnsi="Cambria Math" w:cs="Segoe UI"/>
-            <w:sz w:val="24"/>
+            <w:rFonts w:ascii="Cambria Math" w:eastAsia="Times New Roman" w:hAnsi="Cambria Math"/>
             <w:szCs w:val="28"/>
             <w:lang w:eastAsia="ru-RU"/>
           </w:rPr>
@@ -205,9 +269,8 @@
           <m:sSupPr>
             <m:ctrlPr>
               <w:rPr>
-                <w:rFonts w:ascii="Cambria Math" w:eastAsia="Times New Roman" w:hAnsi="Cambria Math" w:cs="Segoe UI"/>
+                <w:rFonts w:ascii="Cambria Math" w:eastAsia="Times New Roman" w:hAnsi="Cambria Math"/>
                 <w:i/>
-                <w:sz w:val="24"/>
                 <w:szCs w:val="28"/>
                 <w:lang w:eastAsia="ru-RU"/>
               </w:rPr>
@@ -216,8 +279,7 @@
           <m:e>
             <m:r>
               <w:rPr>
-                <w:rFonts w:ascii="Cambria Math" w:eastAsia="Times New Roman" w:hAnsi="Cambria Math" w:cs="Segoe UI"/>
-                <w:sz w:val="24"/>
+                <w:rFonts w:ascii="Cambria Math" w:eastAsia="Times New Roman" w:hAnsi="Cambria Math"/>
                 <w:szCs w:val="28"/>
                 <w:lang w:eastAsia="ru-RU"/>
               </w:rPr>
@@ -227,8 +289,7 @@
           <m:sup>
             <m:r>
               <w:rPr>
-                <w:rFonts w:ascii="Cambria Math" w:eastAsia="Times New Roman" w:hAnsi="Cambria Math" w:cs="Segoe UI"/>
-                <w:sz w:val="24"/>
+                <w:rFonts w:ascii="Cambria Math" w:eastAsia="Times New Roman" w:hAnsi="Cambria Math"/>
                 <w:szCs w:val="28"/>
                 <w:lang w:eastAsia="ru-RU"/>
               </w:rPr>
@@ -238,8 +299,7 @@
         </m:sSup>
         <m:r>
           <w:rPr>
-            <w:rFonts w:ascii="Cambria Math" w:eastAsia="Times New Roman" w:hAnsi="Cambria Math" w:cs="Segoe UI"/>
-            <w:sz w:val="24"/>
+            <w:rFonts w:ascii="Cambria Math" w:eastAsia="Times New Roman" w:hAnsi="Cambria Math"/>
             <w:szCs w:val="28"/>
             <w:lang w:eastAsia="ru-RU"/>
           </w:rPr>
@@ -253,10 +313,10 @@
           <w:ilvl w:val="0"/>
           <w:numId w:val="1"/>
         </w:numPr>
-        <w:spacing w:before="100" w:beforeAutospacing="1" w:after="0" w:line="240" w:lineRule="auto"/>
+        <w:spacing w:beforeAutospacing="1"/>
+        <w:ind w:firstLine="0"/>
         <w:rPr>
-          <w:rFonts w:ascii="Cambria Math" w:eastAsia="Times New Roman" w:hAnsi="Cambria Math" w:cs="Segoe UI"/>
-          <w:sz w:val="24"/>
+          <w:rFonts w:eastAsia="Times New Roman"/>
           <w:szCs w:val="28"/>
           <w:lang w:eastAsia="ru-RU"/>
         </w:rPr>
@@ -264,8 +324,7 @@
       <m:oMath>
         <m:r>
           <w:rPr>
-            <w:rFonts w:ascii="Cambria Math" w:eastAsia="Times New Roman" w:hAnsi="Cambria Math" w:cs="Segoe UI"/>
-            <w:sz w:val="24"/>
+            <w:rFonts w:ascii="Cambria Math" w:eastAsia="Times New Roman" w:hAnsi="Cambria Math"/>
             <w:szCs w:val="28"/>
             <w:lang w:eastAsia="ru-RU"/>
           </w:rPr>
@@ -275,9 +334,8 @@
           <m:sSupPr>
             <m:ctrlPr>
               <w:rPr>
-                <w:rFonts w:ascii="Cambria Math" w:eastAsia="Times New Roman" w:hAnsi="Cambria Math" w:cs="Segoe UI"/>
+                <w:rFonts w:ascii="Cambria Math" w:eastAsia="Times New Roman" w:hAnsi="Cambria Math"/>
                 <w:i/>
-                <w:sz w:val="24"/>
                 <w:szCs w:val="28"/>
                 <w:lang w:eastAsia="ru-RU"/>
               </w:rPr>
@@ -286,8 +344,7 @@
           <m:e>
             <m:r>
               <w:rPr>
-                <w:rFonts w:ascii="Cambria Math" w:eastAsia="Times New Roman" w:hAnsi="Cambria Math" w:cs="Segoe UI"/>
-                <w:sz w:val="24"/>
+                <w:rFonts w:ascii="Cambria Math" w:eastAsia="Times New Roman" w:hAnsi="Cambria Math"/>
                 <w:szCs w:val="28"/>
                 <w:lang w:eastAsia="ru-RU"/>
               </w:rPr>
@@ -297,8 +354,7 @@
           <m:sup>
             <m:r>
               <w:rPr>
-                <w:rFonts w:ascii="Cambria Math" w:eastAsia="Times New Roman" w:hAnsi="Cambria Math" w:cs="Segoe UI"/>
-                <w:sz w:val="24"/>
+                <w:rFonts w:ascii="Cambria Math" w:eastAsia="Times New Roman" w:hAnsi="Cambria Math"/>
                 <w:szCs w:val="28"/>
                 <w:lang w:eastAsia="ru-RU"/>
               </w:rPr>
@@ -308,8 +364,7 @@
         </m:sSup>
         <m:r>
           <w:rPr>
-            <w:rFonts w:ascii="Cambria Math" w:eastAsia="Times New Roman" w:hAnsi="Cambria Math" w:cs="Segoe UI"/>
-            <w:sz w:val="24"/>
+            <w:rFonts w:ascii="Cambria Math" w:eastAsia="Times New Roman" w:hAnsi="Cambria Math"/>
             <w:szCs w:val="28"/>
             <w:lang w:eastAsia="ru-RU"/>
           </w:rPr>
@@ -318,8 +373,7 @@
       </m:oMath>
       <w:r>
         <w:rPr>
-          <w:rFonts w:ascii="Cambria Math" w:eastAsia="Times New Roman" w:hAnsi="Cambria Math" w:cs="Segoe UI"/>
-          <w:sz w:val="24"/>
+          <w:rFonts w:eastAsia="Times New Roman"/>
           <w:szCs w:val="28"/>
           <w:lang w:eastAsia="ru-RU"/>
         </w:rPr>
@@ -327,24 +381,16 @@
       </w:r>
       <w:r>
         <w:rPr>
-          <w:rFonts w:ascii="Cambria Math" w:eastAsia="Times New Roman" w:hAnsi="Cambria Math" w:cs="Segoe UI"/>
-          <w:sz w:val="24"/>
+          <w:rFonts w:eastAsia="Times New Roman"/>
           <w:szCs w:val="28"/>
           <w:lang w:eastAsia="ru-RU"/>
         </w:rPr>
         <w:br/>
       </w:r>
     </w:p>
-    <w:p>
-      <w:pPr>
-        <w:rPr>
-          <w:sz w:val="24"/>
-        </w:rPr>
-      </w:pPr>
-    </w:p>
     <w:sectPr>
       <w:pgSz w:w="11906" w:h="16838"/>
-      <w:pgMar w:top="1134" w:right="850" w:bottom="1134" w:left="1701" w:header="708" w:footer="708" w:gutter="0"/>
+      <w:pgMar w:top="850" w:right="850" w:bottom="850" w:left="850" w:header="708" w:footer="708" w:gutter="0"/>
       <w:cols w:space="708"/>
       <w:docGrid w:linePitch="360"/>
     </w:sectPr>
@@ -871,6 +917,14 @@
   <w:style w:type="paragraph" w:default="1" w:styleId="a">
     <w:name w:val="Normal"/>
     <w:qFormat/>
+    <w:pPr>
+      <w:spacing w:after="0" w:line="240" w:lineRule="auto"/>
+      <w:jc w:val="both"/>
+    </w:pPr>
+    <w:rPr>
+      <w:rFonts w:ascii="Times New Roman" w:hAnsi="Times New Roman" w:cs="Times New Roman"/>
+      <w:sz w:val="24"/>
+    </w:rPr>
   </w:style>
   <w:style w:type="character" w:default="1" w:styleId="a0">
     <w:name w:val="Default Paragraph Font"/>
